--- a/templates/VIVAN/KSA/Annexure.docx
+++ b/templates/VIVAN/KSA/Annexure.docx
@@ -894,6 +894,34 @@
           <w:b/>
         </w:rPr>
       </w:pPr>
+      <w:r>
+        <w:rPr>
+          <w:b/>
+          <w:noProof/>
+        </w:rPr>
+        <w:pict w14:anchorId="174E44D0">
+          <v:rect id="_x0000_s1027" style="position:absolute;margin-left:-23pt;margin-top:9.5pt;width:115pt;height:65.6pt;z-index:251661312;mso-position-horizontal-relative:text;mso-position-vertical-relative:text" fillcolor="#4f81bd [3204]" stroked="f">
+            <v:textbox style="mso-next-textbox:#_x0000_s1027">
+              <w:txbxContent>
+                <w:p>
+                  <w:pPr>
+                    <w:rPr>
+                      <w:lang w:val="en-IN"/>
+                    </w:rPr>
+                  </w:pPr>
+                  <w:r>
+                    <w:rPr>
+                      <w:lang w:val="en-IN"/>
+                    </w:rPr>
+                    <w:t>{{SPONSOR_SIGNATURE}}</w:t>
+                  </w:r>
+                </w:p>
+                <w:p/>
+              </w:txbxContent>
+            </v:textbox>
+          </v:rect>
+        </w:pict>
+      </w:r>
     </w:p>
     <w:p>
       <w:pPr>
@@ -901,6 +929,42 @@
           <w:b/>
         </w:rPr>
       </w:pPr>
+    </w:p>
+    <w:p>
+      <w:pPr>
+        <w:rPr>
+          <w:b/>
+        </w:rPr>
+      </w:pPr>
+      <w:r>
+        <w:rPr>
+          <w:b/>
+          <w:noProof/>
+        </w:rPr>
+        <w:pict w14:anchorId="66949239">
+          <v:rect id="_x0000_s1026" style="position:absolute;margin-left:-29.3pt;margin-top:-47.65pt;width:125.95pt;height:74.85pt;z-index:251660288;mso-position-horizontal-relative:text;mso-position-vertical-relative:text">
+            <v:textbox style="mso-next-textbox:#_x0000_s1026">
+              <w:txbxContent>
+                <w:p>
+                  <w:pPr>
+                    <w:rPr>
+                      <w:lang w:val="en-IN"/>
+                    </w:rPr>
+                  </w:pPr>
+                  <w:proofErr w:type="spellStart"/>
+                  <w:r>
+                    <w:rPr>
+                      <w:lang w:val="en-IN"/>
+                    </w:rPr>
+                    <w:t>BoarderBoX</w:t>
+                  </w:r>
+                  <w:proofErr w:type="spellEnd"/>
+                </w:p>
+              </w:txbxContent>
+            </v:textbox>
+          </v:rect>
+        </w:pict>
+      </w:r>
     </w:p>
     <w:p>
       <w:pPr>
@@ -1889,6 +1953,7 @@
   <w:style w:type="character" w:default="1" w:styleId="DefaultParagraphFont">
     <w:name w:val="Default Paragraph Font"/>
     <w:uiPriority w:val="1"/>
+    <w:semiHidden/>
     <w:unhideWhenUsed/>
   </w:style>
   <w:style w:type="table" w:default="1" w:styleId="TableNormal">
@@ -10920,7 +10985,7 @@
       </w:rPr>
     </w:tblStylePr>
   </w:style>
-  <w:style w:type="table" w:styleId="ColorfulShading-Accent1">
+  <w:style w:type="table" w:styleId="ColourfulShadingAccent1">
     <w:name w:val="Colorful Shading Accent 1"/>
     <w:basedOn w:val="TableNormal"/>
     <w:uiPriority w:val="71"/>
@@ -11035,7 +11100,7 @@
       </w:rPr>
     </w:tblStylePr>
   </w:style>
-  <w:style w:type="table" w:styleId="ColorfulShading-Accent2">
+  <w:style w:type="table" w:styleId="ColourfulShadingAccent2">
     <w:name w:val="Colorful Shading Accent 2"/>
     <w:basedOn w:val="TableNormal"/>
     <w:uiPriority w:val="71"/>
@@ -11150,7 +11215,7 @@
       </w:rPr>
     </w:tblStylePr>
   </w:style>
-  <w:style w:type="table" w:styleId="ColorfulShading-Accent3">
+  <w:style w:type="table" w:styleId="ColourfulShadingAccent3">
     <w:name w:val="Colorful Shading Accent 3"/>
     <w:basedOn w:val="TableNormal"/>
     <w:uiPriority w:val="71"/>
@@ -11255,7 +11320,7 @@
       </w:tcPr>
     </w:tblStylePr>
   </w:style>
-  <w:style w:type="table" w:styleId="ColorfulShading-Accent4">
+  <w:style w:type="table" w:styleId="ColourfulShadingAccent4">
     <w:name w:val="Colorful Shading Accent 4"/>
     <w:basedOn w:val="TableNormal"/>
     <w:uiPriority w:val="71"/>
@@ -11370,7 +11435,7 @@
       </w:rPr>
     </w:tblStylePr>
   </w:style>
-  <w:style w:type="table" w:styleId="ColorfulShading-Accent5">
+  <w:style w:type="table" w:styleId="ColourfulShadingAccent5">
     <w:name w:val="Colorful Shading Accent 5"/>
     <w:basedOn w:val="TableNormal"/>
     <w:uiPriority w:val="71"/>
@@ -11485,7 +11550,7 @@
       </w:rPr>
     </w:tblStylePr>
   </w:style>
-  <w:style w:type="table" w:styleId="ColorfulShading-Accent6">
+  <w:style w:type="table" w:styleId="ColourfulShadingAccent6">
     <w:name w:val="Colorful Shading Accent 6"/>
     <w:basedOn w:val="TableNormal"/>
     <w:uiPriority w:val="71"/>
@@ -11679,7 +11744,7 @@
       </w:tcPr>
     </w:tblStylePr>
   </w:style>
-  <w:style w:type="table" w:styleId="ColorfulList-Accent1">
+  <w:style w:type="table" w:styleId="ColourfulListAccent1">
     <w:name w:val="Colorful List Accent 1"/>
     <w:basedOn w:val="TableNormal"/>
     <w:uiPriority w:val="72"/>
@@ -11758,7 +11823,7 @@
       </w:tcPr>
     </w:tblStylePr>
   </w:style>
-  <w:style w:type="table" w:styleId="ColorfulList-Accent2">
+  <w:style w:type="table" w:styleId="ColourfulListAccent2">
     <w:name w:val="Colorful List Accent 2"/>
     <w:basedOn w:val="TableNormal"/>
     <w:uiPriority w:val="72"/>
@@ -11837,7 +11902,7 @@
       </w:tcPr>
     </w:tblStylePr>
   </w:style>
-  <w:style w:type="table" w:styleId="ColorfulList-Accent3">
+  <w:style w:type="table" w:styleId="ColourfulListAccent3">
     <w:name w:val="Colorful List Accent 3"/>
     <w:basedOn w:val="TableNormal"/>
     <w:uiPriority w:val="72"/>
@@ -11916,7 +11981,7 @@
       </w:tcPr>
     </w:tblStylePr>
   </w:style>
-  <w:style w:type="table" w:styleId="ColorfulList-Accent4">
+  <w:style w:type="table" w:styleId="ColourfulListAccent4">
     <w:name w:val="Colorful List Accent 4"/>
     <w:basedOn w:val="TableNormal"/>
     <w:uiPriority w:val="72"/>
@@ -11995,7 +12060,7 @@
       </w:tcPr>
     </w:tblStylePr>
   </w:style>
-  <w:style w:type="table" w:styleId="ColorfulList-Accent5">
+  <w:style w:type="table" w:styleId="ColourfulListAccent5">
     <w:name w:val="Colorful List Accent 5"/>
     <w:basedOn w:val="TableNormal"/>
     <w:uiPriority w:val="72"/>
@@ -12074,7 +12139,7 @@
       </w:tcPr>
     </w:tblStylePr>
   </w:style>
-  <w:style w:type="table" w:styleId="ColorfulList-Accent6">
+  <w:style w:type="table" w:styleId="ColourfulListAccent6">
     <w:name w:val="Colorful List Accent 6"/>
     <w:basedOn w:val="TableNormal"/>
     <w:uiPriority w:val="72"/>
@@ -12226,7 +12291,7 @@
       </w:tcPr>
     </w:tblStylePr>
   </w:style>
-  <w:style w:type="table" w:styleId="ColorfulGrid-Accent1">
+  <w:style w:type="table" w:styleId="ColourfulGridAccent1">
     <w:name w:val="Colorful Grid Accent 1"/>
     <w:basedOn w:val="TableNormal"/>
     <w:uiPriority w:val="73"/>
@@ -12299,7 +12364,7 @@
       </w:tcPr>
     </w:tblStylePr>
   </w:style>
-  <w:style w:type="table" w:styleId="ColorfulGrid-Accent2">
+  <w:style w:type="table" w:styleId="ColourfulGridAccent2">
     <w:name w:val="Colorful Grid Accent 2"/>
     <w:basedOn w:val="TableNormal"/>
     <w:uiPriority w:val="73"/>
@@ -12372,7 +12437,7 @@
       </w:tcPr>
     </w:tblStylePr>
   </w:style>
-  <w:style w:type="table" w:styleId="ColorfulGrid-Accent3">
+  <w:style w:type="table" w:styleId="ColourfulGridAccent3">
     <w:name w:val="Colorful Grid Accent 3"/>
     <w:basedOn w:val="TableNormal"/>
     <w:uiPriority w:val="73"/>
@@ -12445,7 +12510,7 @@
       </w:tcPr>
     </w:tblStylePr>
   </w:style>
-  <w:style w:type="table" w:styleId="ColorfulGrid-Accent4">
+  <w:style w:type="table" w:styleId="ColourfulGridAccent4">
     <w:name w:val="Colorful Grid Accent 4"/>
     <w:basedOn w:val="TableNormal"/>
     <w:uiPriority w:val="73"/>
@@ -12518,7 +12583,7 @@
       </w:tcPr>
     </w:tblStylePr>
   </w:style>
-  <w:style w:type="table" w:styleId="ColorfulGrid-Accent5">
+  <w:style w:type="table" w:styleId="ColourfulGridAccent5">
     <w:name w:val="Colorful Grid Accent 5"/>
     <w:basedOn w:val="TableNormal"/>
     <w:uiPriority w:val="73"/>
@@ -12591,7 +12656,7 @@
       </w:tcPr>
     </w:tblStylePr>
   </w:style>
-  <w:style w:type="table" w:styleId="ColorfulGrid-Accent6">
+  <w:style w:type="table" w:styleId="ColourfulGridAccent6">
     <w:name w:val="Colorful Grid Accent 6"/>
     <w:basedOn w:val="TableNormal"/>
     <w:uiPriority w:val="73"/>
